--- a/output/방법론_세팅_및_필요데이터.docx
+++ b/output/방법론_세팅_및_필요데이터.docx
@@ -262,6 +262,22 @@
         <w:t>2.4 시나리오 설계</w:t>
       </w:r>
     </w:p>
+    <w:p>
+      <w:r>
+        <w:t>기본 시나리오(Baseline)는 현재 성수역 운영 방식으로, 7개 게이트가 전부 태그 전용으로 운영되는 상황이다. 현재 성수역에는 태그리스 게이트가 설치되어 있지 않다.</w:t>
+      </w:r>
+    </w:p>
+    <w:p>
+      <w:r>
+        <w:t>개선 시나리오는 태그리스 도입 시 일부 게이트를 태그리스 전용으로 전환하는 것이다. 전용 게이트 수(1~3개)와 위치(양 끝, 가운데, 출구 근접)를 조합하여 최적 배치를 탐색한다. 나머지 게이트는 태그+태그리스 겸용으로 운영한다.</w:t>
+      </w:r>
+    </w:p>
+    <w:p>
+      <w:r>
+        <w:t>태그리스 이용자 비율은 도입 초기(10%)부터 확산기(80%)까지 변화시키며, 각 비율에서 전용 게이트 최적 개수와 위치가 어떻게 달라지는지 분석한다.</w:t>
+      </w:r>
+    </w:p>
+    <w:p/>
     <w:tbl>
       <w:tblPr>
         <w:tblStyle w:val="LightGrid-Accent1"/>
@@ -391,7 +407,7 @@
               <w:rPr>
                 <w:sz w:val="19"/>
               </w:rPr>
-              <w:t>0, 1, 2, 3개</w:t>
+              <w:t>0(baseline), 1, 2, 3개</w:t>
             </w:r>
           </w:p>
         </w:tc>
@@ -491,52 +507,43 @@
           </w:p>
         </w:tc>
       </w:tr>
-      <w:tr>
-        <w:tc>
-          <w:tcPr>
-            <w:tcW w:type="dxa" w:w="2880"/>
-          </w:tcPr>
-          <w:p>
-            <w:r>
-              <w:rPr>
-                <w:sz w:val="19"/>
-              </w:rPr>
-              <w:t>운영 방식</w:t>
-            </w:r>
-          </w:p>
-        </w:tc>
-        <w:tc>
-          <w:tcPr>
-            <w:tcW w:type="dxa" w:w="2880"/>
-          </w:tcPr>
-          <w:p>
-            <w:r>
-              <w:rPr>
-                <w:sz w:val="19"/>
-              </w:rPr>
-              <w:t>겸용(baseline) / 분리</w:t>
-            </w:r>
-          </w:p>
-        </w:tc>
-        <w:tc>
-          <w:tcPr>
-            <w:tcW w:type="dxa" w:w="2880"/>
-          </w:tcPr>
-          <w:p>
-            <w:r>
-              <w:rPr>
-                <w:sz w:val="19"/>
-              </w:rPr>
-              <w:t>비교 대상</w:t>
-            </w:r>
-          </w:p>
-        </w:tc>
-      </w:tr>
     </w:tbl>
     <w:p/>
     <w:p>
       <w:r>
-        <w:t>평가 지표: 평균 대기시간, 최대 대기행렬 길이, 총 통과시간, 보행자 밀도(LOS)</w:t>
+        <w:t>평가 지표:</w:t>
+      </w:r>
+    </w:p>
+    <w:p>
+      <w:pPr>
+        <w:pStyle w:val="ListBullet"/>
+      </w:pPr>
+      <w:r>
+        <w:t>평균 대기시간 (초): 게이트 앞 대기열에서 소요되는 시간</w:t>
+      </w:r>
+    </w:p>
+    <w:p>
+      <w:pPr>
+        <w:pStyle w:val="ListBullet"/>
+      </w:pPr>
+      <w:r>
+        <w:t>최대 대기행렬 길이 (명): 게이트 앞에 줄 선 최대 인원</w:t>
+      </w:r>
+    </w:p>
+    <w:p>
+      <w:pPr>
+        <w:pStyle w:val="ListBullet"/>
+      </w:pPr>
+      <w:r>
+        <w:t>총 통과시간 (초): 계단 출발에서 출구 도달까지 소요 시간</w:t>
+      </w:r>
+    </w:p>
+    <w:p>
+      <w:pPr>
+        <w:pStyle w:val="ListBullet"/>
+      </w:pPr>
+      <w:r>
+        <w:t>보행자 밀도 및 서비스 수준 (LOS): 대합실 내 혼잡도</w:t>
       </w:r>
     </w:p>
     <w:p>
